--- a/public/downloads/pip-challenges-brainstorm-template.docx
+++ b/public/downloads/pip-challenges-brainstorm-template.docx
@@ -15,7 +15,7 @@
           <w:sz w:val="30"/>
           <w:szCs w:val="30"/>
         </w:rPr>
-        <w:t xml:space="preserve">Challenges brainstorm — template</w:t>
+        <w:t xml:space="preserve">Challenges brainstorm, template</w:t>
       </w:r>
     </w:p>
     <w:p>

--- a/public/downloads/pip-challenges-brainstorm-template.docx
+++ b/public/downloads/pip-challenges-brainstorm-template.docx
@@ -15,7 +15,7 @@
           <w:sz w:val="30"/>
           <w:szCs w:val="30"/>
         </w:rPr>
-        <w:t xml:space="preserve">Challenges brainstorm, template</w:t>
+        <w:t xml:space="preserve">Challenges brainstorm - template</w:t>
       </w:r>
     </w:p>
     <w:p>

--- a/public/downloads/pip-challenges-brainstorm-template.docx
+++ b/public/downloads/pip-challenges-brainstorm-template.docx
@@ -44,9 +44,9 @@
         </w:tblBorders>
       </w:tblPr>
       <w:tblGrid>
-        <w:gridCol w:w="3200"/>
-        <w:gridCol w:w="3200"/>
-        <w:gridCol w:w="3200"/>
+        <w:gridCol w:w="3023"/>
+        <w:gridCol w:w="3023"/>
+        <w:gridCol w:w="3023"/>
       </w:tblGrid>
       <w:tr>
         <w:trPr>
@@ -54,7 +54,7 @@
         </w:trPr>
         <w:tc>
           <w:tcPr>
-            <w:tcW w:type="dxa" w:w="3200"/>
+            <w:tcW w:type="dxa" w:w="3023"/>
             <w:shd w:fill="1F3A5F" w:color="auto" w:val="clear"/>
             <w:tcMar>
               <w:top w:type="dxa" w:w="80"/>
@@ -78,7 +78,7 @@
         </w:tc>
         <w:tc>
           <w:tcPr>
-            <w:tcW w:type="dxa" w:w="3200"/>
+            <w:tcW w:type="dxa" w:w="3023"/>
             <w:shd w:fill="1F3A5F" w:color="auto" w:val="clear"/>
             <w:tcMar>
               <w:top w:type="dxa" w:w="80"/>
@@ -102,7 +102,7 @@
         </w:tc>
         <w:tc>
           <w:tcPr>
-            <w:tcW w:type="dxa" w:w="3200"/>
+            <w:tcW w:type="dxa" w:w="3023"/>
             <w:shd w:fill="1F3A5F" w:color="auto" w:val="clear"/>
             <w:tcMar>
               <w:top w:type="dxa" w:w="80"/>
@@ -131,7 +131,7 @@
         </w:trPr>
         <w:tc>
           <w:tcPr>
-            <w:tcW w:type="dxa" w:w="3200"/>
+            <w:tcW w:type="dxa" w:w="3023"/>
             <w:tcMar>
               <w:top w:type="dxa" w:w="80"/>
               <w:left w:type="dxa" w:w="120"/>
@@ -151,7 +151,7 @@
         </w:tc>
         <w:tc>
           <w:tcPr>
-            <w:tcW w:type="dxa" w:w="3200"/>
+            <w:tcW w:type="dxa" w:w="3023"/>
             <w:tcMar>
               <w:top w:type="dxa" w:w="80"/>
               <w:left w:type="dxa" w:w="120"/>
@@ -171,7 +171,7 @@
         </w:tc>
         <w:tc>
           <w:tcPr>
-            <w:tcW w:type="dxa" w:w="3200"/>
+            <w:tcW w:type="dxa" w:w="3023"/>
             <w:tcMar>
               <w:top w:type="dxa" w:w="80"/>
               <w:left w:type="dxa" w:w="120"/>
